--- a/PP-salygos/templates/TSD_LT_PARAISKA.docx
+++ b/PP-salygos/templates/TSD_LT_PARAISKA.docx
@@ -99,7 +99,7 @@
           <w:u w:val="none"/>
           <w:lang w:val="lt-LT"/>
         </w:rPr>
-        <w:t>/ĮMONĖS PAVADINIMAS/</w:t>
+        <w:t>ĮMONĖS PAVADINIMAS</w:t>
       </w:r>
       <w:r>
         <w:rPr>
@@ -1171,6 +1171,7 @@
           <w:sz w:val="20"/>
           <w:szCs w:val="20"/>
         </w:rPr>
+        <w:lastRenderedPageBreak/>
         <w:t>1.4.</w:t>
       </w:r>
       <w:r>
@@ -1891,7 +1892,6 @@
           <w:lang w:eastAsia="zh-CN"/>
         </w:rPr>
       </w:pPr>
-      <w:commentRangeStart w:id="7"/>
       <w:r>
         <w:rPr>
           <w:rFonts w:ascii="Arial" w:hAnsi="Arial" w:cs="Arial"/>
@@ -1918,17 +1918,6 @@
           <w:lang w:eastAsia="zh-CN"/>
         </w:rPr>
         <w:t>Ūkio subjektai, kurių pajėgumais remiamasi, Tiekėjo siūlomų prekių gamintojas ar juos kontroliuojantys asmenys yra juridiniai asmenys, registruoti VPĮ 92 straipsnio 15 dalyje numatytame sąraše nurodytose valstybėse ar teritorijose;</w:t>
-      </w:r>
-      <w:commentRangeEnd w:id="7"/>
-      <w:r>
-        <w:rPr>
-          <w:rStyle w:val="CommentReference"/>
-          <w:rFonts w:ascii="Arial" w:hAnsi="Arial" w:cs="Arial"/>
-          <w:sz w:val="20"/>
-          <w:szCs w:val="20"/>
-          <w:lang w:eastAsia="zh-CN"/>
-        </w:rPr>
-        <w:commentReference w:id="7"/>
       </w:r>
     </w:p>
     <w:p>
@@ -1958,7 +1947,6 @@
           <w:lang w:eastAsia="zh-CN"/>
         </w:rPr>
       </w:pPr>
-      <w:commentRangeStart w:id="8"/>
       <w:r>
         <w:rPr>
           <w:rFonts w:ascii="Arial" w:hAnsi="Arial" w:cs="Arial"/>
@@ -1984,28 +1972,7 @@
           <w:szCs w:val="20"/>
           <w:lang w:eastAsia="zh-CN"/>
         </w:rPr>
-        <w:t xml:space="preserve">Ūkio subjektas, kurio pajėgumais remiamasi, Tiekėjo siūlomų prekių gamintojas ar juos kontroliuojantys asmenys yra fiziniai asmenys, nuolat gyvenantys VPĮ 92 straipsnio 15 </w:t>
-      </w:r>
-      <w:commentRangeStart w:id="9"/>
-      <w:r>
-        <w:rPr>
-          <w:rFonts w:ascii="Arial" w:hAnsi="Arial" w:cs="Arial"/>
-          <w:sz w:val="20"/>
-          <w:szCs w:val="20"/>
-          <w:lang w:eastAsia="zh-CN"/>
-        </w:rPr>
-        <w:t>dalyje numatytame sąraše nurodytose valstybėse ar teritorijose arba turintys šių valstybių pilietybę;</w:t>
-      </w:r>
-      <w:commentRangeEnd w:id="8"/>
-      <w:r>
-        <w:rPr>
-          <w:rStyle w:val="CommentReference"/>
-          <w:rFonts w:ascii="Arial" w:hAnsi="Arial" w:cs="Arial"/>
-          <w:sz w:val="20"/>
-          <w:szCs w:val="20"/>
-          <w:lang w:eastAsia="zh-CN"/>
-        </w:rPr>
-        <w:commentReference w:id="8"/>
+        <w:t>Ūkio subjektas, kurio pajėgumais remiamasi, Tiekėjo siūlomų prekių gamintojas ar juos kontroliuojantys asmenys yra fiziniai asmenys, nuolat gyvenantys VPĮ 92 straipsnio 15 dalyje numatytame sąraše nurodytose valstybėse ar teritorijose arba turintys šių valstybių pilietybę;</w:t>
       </w:r>
     </w:p>
     <w:p>
@@ -2035,17 +2002,6 @@
         </w:rPr>
         <w:t>prekių kilmė yra ar paslaugos teikiamos iš VPĮ 92 straipsnio 15 dalyje numatytame sąraše nurodytų valstybių ar teritorijų;</w:t>
       </w:r>
-      <w:commentRangeEnd w:id="9"/>
-      <w:r>
-        <w:rPr>
-          <w:rStyle w:val="CommentReference"/>
-          <w:rFonts w:ascii="Arial" w:hAnsi="Arial" w:cs="Arial"/>
-          <w:sz w:val="20"/>
-          <w:szCs w:val="20"/>
-          <w:lang w:eastAsia="zh-CN"/>
-        </w:rPr>
-        <w:commentReference w:id="9"/>
-      </w:r>
     </w:p>
     <w:p>
       <w:pPr>
@@ -2065,7 +2021,6 @@
           <w:lang w:eastAsia="zh-CN"/>
         </w:rPr>
       </w:pPr>
-      <w:commentRangeStart w:id="10"/>
       <w:r>
         <w:rPr>
           <w:rFonts w:ascii="Arial" w:hAnsi="Arial" w:cs="Arial"/>
@@ -2112,17 +2067,6 @@
           <w:lang w:eastAsia="zh-CN"/>
         </w:rPr>
         <w:t xml:space="preserve"> punktuose nurodyti subjektai ar su jais ketinamas sudaryti (sudarytas) sandoris neatitinka nacionalinio saugumo interesų.</w:t>
-      </w:r>
-      <w:commentRangeEnd w:id="10"/>
-      <w:r>
-        <w:rPr>
-          <w:rStyle w:val="CommentReference"/>
-          <w:rFonts w:ascii="Arial" w:hAnsi="Arial" w:cs="Arial"/>
-          <w:sz w:val="20"/>
-          <w:szCs w:val="20"/>
-          <w:lang w:eastAsia="zh-CN"/>
-        </w:rPr>
-        <w:commentReference w:id="10"/>
       </w:r>
     </w:p>
     <w:p>
@@ -2181,14 +2125,15 @@
           <w:lang w:eastAsia="zh-CN"/>
         </w:rPr>
       </w:pPr>
-      <w:commentRangeStart w:id="11"/>
-      <w:r>
-        <w:rPr>
-          <w:rFonts w:ascii="Arial" w:hAnsi="Arial" w:cs="Arial"/>
-          <w:sz w:val="20"/>
-          <w:szCs w:val="20"/>
-          <w:lang w:eastAsia="zh-CN"/>
-        </w:rPr>
+      <w:commentRangeStart w:id="7"/>
+      <w:r>
+        <w:rPr>
+          <w:rFonts w:ascii="Arial" w:hAnsi="Arial" w:cs="Arial"/>
+          <w:sz w:val="20"/>
+          <w:szCs w:val="20"/>
+          <w:lang w:eastAsia="zh-CN"/>
+        </w:rPr>
+        <w:lastRenderedPageBreak/>
         <w:t>Patvirtinu, kad mano atstovaujamo Tiekėjo sudėtyje nėra Rusijos dalyvavimo, viršijančio 2014 m. liepos 31 d. Tarybos reglamento (ES) Nr. 833/2014 dėl ribojamųjų priemonių atsižvelgiant į Rusijos veiksmus, kuriais destabilizuojama padėtis Ukrainoje, su pakeitimais, padarytais 2022 m. balandžio 8 d. Tarybos reglamentu (ES) Nr. 2022/576, 5k straipsnyje nustatytas ribas. Visų pirma patvirtinu, kad:</w:t>
       </w:r>
     </w:p>
@@ -2434,7 +2379,7 @@
         </w:rPr>
         <w:t xml:space="preserve"> punkto a)-c) papunkčiuose išvardyti subjektai nedalyvauja Subtiekėjais, tiekėjais ar Ūkio subjektais, kurių pajėgumais remiamasi, tais atvejais, kai jiems tenka daugiau kaip 10 % Sutarties vertės.</w:t>
       </w:r>
-      <w:commentRangeEnd w:id="11"/>
+      <w:commentRangeEnd w:id="7"/>
       <w:r>
         <w:rPr>
           <w:rStyle w:val="CommentReference"/>
@@ -2443,7 +2388,7 @@
           <w:szCs w:val="20"/>
           <w:lang w:eastAsia="zh-CN"/>
         </w:rPr>
-        <w:commentReference w:id="11"/>
+        <w:commentReference w:id="7"/>
       </w:r>
     </w:p>
     <w:p>
@@ -2472,7 +2417,6 @@
           <w:szCs w:val="20"/>
           <w:lang w:eastAsia="zh-CN"/>
         </w:rPr>
-        <w:lastRenderedPageBreak/>
         <w:t xml:space="preserve">Patvirtinu, kad Tiekėjui, Subtiekėjams, kuriuos esu pasitelkęs ar pasitelksiu ateityje, Ūkio subjektams, kurių pajėgumais remiuosi ar (ir) remsiuosi, prekių gamintojams ar juos kontroliuojantiems juridiniams ir (ar) fiziniams asmenims netaikomos  Jungtinių Tautų saugumo tarybos, Europos Sąjungos, kitų tarptautinių organizacijų, kurių narė yra arba kuriose dalyvauja Lietuvos Respublika ar Jungtinių Amerikos Valstijų sankcijos (ribojamosios priemonės). </w:t>
       </w:r>
     </w:p>
@@ -2503,7 +2447,7 @@
           <w:lang w:eastAsia="zh-CN"/>
         </w:rPr>
       </w:pPr>
-      <w:commentRangeStart w:id="12"/>
+      <w:commentRangeStart w:id="8"/>
       <w:r>
         <w:rPr>
           <w:rFonts w:ascii="Arial" w:hAnsi="Arial" w:cs="Arial"/>
@@ -2513,7 +2457,7 @@
         </w:rPr>
         <w:t>Patvirtinu, kad Tiekėjas, Subtiekėjai, kuriuos esu pasitelkęs ar pasitelksiu ateityje, Ūkio subjektai, kurių pajėgumais remiuosi ar (ir) remsiuosi, yra registruoti (Tiekėjas, Tiekėjų grupės narys, Subtiekėjas, Ūkio subjektas, kurio pajėgumais remiamasi, Kvazisubtiekėjas, kuris yra fizinis asmuo – nuolat gyvenantis ar turintys pilietybę) Europos Sąjungos valstybėje narėje, Šiaurės Atlanto sutarties organizacijos valstybėje narėje ar trečiojoje šalyje, pasirašiusioje PĮ 29 straipsnio 4 dalyje nurodytus tarptautinius susitarimus.</w:t>
       </w:r>
-      <w:commentRangeEnd w:id="12"/>
+      <w:commentRangeEnd w:id="8"/>
       <w:r>
         <w:rPr>
           <w:rStyle w:val="CommentReference"/>
@@ -2522,7 +2466,7 @@
           <w:szCs w:val="20"/>
           <w:lang w:eastAsia="zh-CN"/>
         </w:rPr>
-        <w:commentReference w:id="12"/>
+        <w:commentReference w:id="8"/>
       </w:r>
     </w:p>
     <w:p>
@@ -2718,7 +2662,7 @@
         </w:rPr>
         <w:t>, tačiau Tiekėjas gali nurodyti, kad tam tikra jo Paraiškoje pateikta informacija yra konfidenciali</w:t>
       </w:r>
-      <w:bookmarkStart w:id="13" w:name="_Hlk150171704"/>
+      <w:bookmarkStart w:id="9" w:name="_Hlk150171704"/>
       <w:r>
         <w:rPr>
           <w:rFonts w:ascii="Arial" w:hAnsi="Arial" w:cs="Arial"/>
@@ -2743,7 +2687,7 @@
         </w:rPr>
         <w:t>Bet kokiu atveju,</w:t>
       </w:r>
-      <w:bookmarkEnd w:id="13"/>
+      <w:bookmarkEnd w:id="9"/>
       <w:r>
         <w:rPr>
           <w:rFonts w:ascii="Arial" w:hAnsi="Arial" w:cs="Arial"/>
@@ -2820,8 +2764,8 @@
           <w:rFonts w:ascii="Arial" w:hAnsi="Arial" w:cs="Arial"/>
         </w:rPr>
       </w:pPr>
-      <w:bookmarkStart w:id="15" w:name="part_38cc9399747d4a46b5d21af3473b84b1"/>
-      <w:bookmarkEnd w:id="15"/>
+      <w:bookmarkStart w:id="11" w:name="part_38cc9399747d4a46b5d21af3473b84b1"/>
+      <w:bookmarkEnd w:id="11"/>
     </w:p>
     <w:p>
       <w:pPr>
@@ -2866,16 +2810,7 @@
         <w:jc w:val="center"/>
         <w:rPr>
           <w:rFonts w:ascii="Arial" w:hAnsi="Arial" w:cs="Arial"/>
-          <w:sz w:val="20"/>
-          <w:szCs w:val="20"/>
-        </w:rPr>
-        <w:sectPr>
-          <w:pgSz w:w="11906" w:h="16838" w:code="9"/>
-          <w:pgMar w:top="568" w:right="567" w:bottom="1134" w:left="1701" w:header="624" w:footer="714" w:gutter="0"/>
-          <w:cols w:space="708"/>
-          <w:titlePg/>
-          <w:docGrid w:linePitch="360"/>
-        </w:sectPr>
+        </w:rPr>
       </w:pPr>
       <w:r>
         <w:rPr>
@@ -2895,14 +2830,8 @@
         <w:footnoteReference w:id="7"/>
       </w:r>
     </w:p>
-    <w:p>
-      <w:pPr>
-        <w:rPr>
-          <w:rFonts w:ascii="Arial" w:hAnsi="Arial" w:cs="Arial"/>
-        </w:rPr>
-      </w:pPr>
-    </w:p>
     <w:sectPr>
+      <w:headerReference w:type="first" r:id="rId10"/>
       <w:pgSz w:w="11906" w:h="16838"/>
       <w:pgMar w:top="1701" w:right="567" w:bottom="1134" w:left="1701" w:header="567" w:footer="567" w:gutter="0"/>
       <w:cols w:space="1296"/>
@@ -2958,163 +2887,11 @@
         <w:annotationRef/>
       </w:r>
       <w:r>
-        <w:rPr>
-          <w:b/>
-          <w:bCs/>
-        </w:rPr>
-        <w:t xml:space="preserve">Punktas taikomas </w:t>
-      </w:r>
-      <w:r>
-        <w:rPr>
-          <w:b/>
-          <w:bCs/>
-          <w:color w:val="000000"/>
-        </w:rPr>
-        <w:t xml:space="preserve">Mobilizacijos, karo, nepaprastosios padėties atveju ar kai Lietuvos Respublikos Vyriausybė, įvertinusi riziką, kad veiksniai, dėl kurių buvo ar gali būti paskelbta mobilizacija, įvesta karo ar nepaprastoji padėtis, kelia grėsmę nacionaliniam saugumui, yra priėmusi sprendimą dėl šios nuostatos taikymo. Kitu atveju - trinti. </w:t>
-      </w:r>
-      <w:r>
-        <w:rPr>
-          <w:b/>
-          <w:bCs/>
-        </w:rPr>
-        <w:t xml:space="preserve"> </w:t>
-      </w:r>
-    </w:p>
-    <w:p>
-      <w:pPr>
-        <w:pStyle w:val="CommentText"/>
-      </w:pPr>
-      <w:r>
-        <w:rPr>
-          <w:b/>
-          <w:bCs/>
-        </w:rPr>
-        <w:t xml:space="preserve">Dėl gamintojo ištrinti tik jei grynos paslaugos ir nebus jokių prekių. </w:t>
+        <w:t>Taikoma tik tarptautinės vertės pirkimams, kitais atvejais eilutės ištrinamos, ir jei reikia, numeracija patikslinama</w:t>
       </w:r>
     </w:p>
   </w:comment>
   <w:comment w:id="8" w:author="Author" w:initials="A">
-    <w:p>
-      <w:pPr>
-        <w:pStyle w:val="CommentText"/>
-      </w:pPr>
-      <w:r>
-        <w:rPr>
-          <w:rStyle w:val="CommentReference"/>
-        </w:rPr>
-        <w:annotationRef/>
-      </w:r>
-      <w:r>
-        <w:rPr>
-          <w:b/>
-          <w:bCs/>
-        </w:rPr>
-        <w:t xml:space="preserve">Punktas taikomas </w:t>
-      </w:r>
-      <w:r>
-        <w:rPr>
-          <w:b/>
-          <w:bCs/>
-          <w:color w:val="000000"/>
-        </w:rPr>
-        <w:t xml:space="preserve">Mobilizacijos, karo, nepaprastosios padėties atveju ar kai Lietuvos Respublikos Vyriausybė, įvertinusi riziką, kad veiksniai, dėl kurių buvo ar gali būti paskelbta mobilizacija, įvesta karo ar nepaprastoji padėtis, kelia grėsmę nacionaliniam saugumui, yra priėmusi sprendimą dėl šios nuostatos taikymo. Kitu atveju - trinti. </w:t>
-      </w:r>
-      <w:r>
-        <w:rPr>
-          <w:b/>
-          <w:bCs/>
-        </w:rPr>
-        <w:t xml:space="preserve"> </w:t>
-      </w:r>
-    </w:p>
-  </w:comment>
-  <w:comment w:id="9" w:author="Author" w:initials="A">
-    <w:p>
-      <w:pPr>
-        <w:pStyle w:val="CommentText"/>
-      </w:pPr>
-      <w:r>
-        <w:rPr>
-          <w:rStyle w:val="CommentReference"/>
-        </w:rPr>
-        <w:annotationRef/>
-      </w:r>
-      <w:r>
-        <w:rPr>
-          <w:b/>
-          <w:bCs/>
-        </w:rPr>
-        <w:t xml:space="preserve">Punktas taikomas </w:t>
-      </w:r>
-      <w:r>
-        <w:rPr>
-          <w:b/>
-          <w:bCs/>
-          <w:color w:val="000000"/>
-        </w:rPr>
-        <w:t xml:space="preserve">Mobilizacijos, karo, nepaprastosios padėties atveju ar kai Lietuvos Respublikos Vyriausybė, įvertinusi riziką, kad veiksniai, dėl kurių buvo ar gali būti paskelbta mobilizacija, įvesta karo ar nepaprastoji padėtis, kelia grėsmę nacionaliniam saugumui, yra priėmusi sprendimą dėl šios nuostatos taikymo. Kitu atveju ir kai pirkime tikrai nėra jokių prekių - trinti. </w:t>
-      </w:r>
-      <w:r>
-        <w:rPr>
-          <w:b/>
-          <w:bCs/>
-        </w:rPr>
-        <w:t xml:space="preserve"> </w:t>
-      </w:r>
-    </w:p>
-  </w:comment>
-  <w:comment w:id="10" w:author="Author" w:initials="A">
-    <w:p>
-      <w:pPr>
-        <w:pStyle w:val="CommentText"/>
-      </w:pPr>
-      <w:r>
-        <w:rPr>
-          <w:rStyle w:val="CommentReference"/>
-        </w:rPr>
-        <w:annotationRef/>
-      </w:r>
-      <w:r>
-        <w:rPr>
-          <w:b/>
-          <w:bCs/>
-        </w:rPr>
-        <w:t xml:space="preserve">Punktas taikomas </w:t>
-      </w:r>
-      <w:r>
-        <w:rPr>
-          <w:b/>
-          <w:bCs/>
-          <w:color w:val="000000"/>
-        </w:rPr>
-        <w:t xml:space="preserve">Mobilizacijos, karo, nepaprastosios padėties atveju ar kai Lietuvos Respublikos Vyriausybė, įvertinusi riziką, kad veiksniai, dėl kurių buvo ar gali būti paskelbta mobilizacija, įvesta karo ar nepaprastoji padėtis, kelia grėsmę nacionaliniam saugumui, yra priėmusi sprendimą dėl šios nuostatos taikymo. Kitu atveju - trinti. </w:t>
-      </w:r>
-      <w:r>
-        <w:rPr>
-          <w:b/>
-          <w:bCs/>
-        </w:rPr>
-        <w:t xml:space="preserve"> </w:t>
-      </w:r>
-    </w:p>
-  </w:comment>
-  <w:comment w:id="11" w:author="Author" w:initials="A">
-    <w:p>
-      <w:pPr>
-        <w:pStyle w:val="CommentText"/>
-      </w:pPr>
-      <w:r>
-        <w:rPr>
-          <w:rStyle w:val="CommentReference"/>
-        </w:rPr>
-        <w:annotationRef/>
-      </w:r>
-      <w:r>
-        <w:t>Taikoma tik tarptautinės vertės pirkimams, kitais atvejais eilutės ištrinamos, ir jei reikia, numeracija patikslinama</w:t>
-      </w:r>
-    </w:p>
-  </w:comment>
-  <w:comment w:id="12" w:author="Author" w:initials="A">
     <w:p>
       <w:pPr>
         <w:pStyle w:val="CommentText"/>
@@ -3137,10 +2914,6 @@
 <w15:commentsEx xmlns:wpc="http://schemas.microsoft.com/office/word/2010/wordprocessingCanvas" xmlns:cx="http://schemas.microsoft.com/office/drawing/2014/chartex" xmlns:cx1="http://schemas.microsoft.com/office/drawing/2015/9/8/chartex" xmlns:cx2="http://schemas.microsoft.com/office/drawing/2015/10/21/chartex" xmlns:cx3="http://schemas.microsoft.com/office/drawing/2016/5/9/chartex" xmlns:cx4="http://schemas.microsoft.com/office/drawing/2016/5/10/chartex" xmlns:cx5="http://schemas.microsoft.com/office/drawing/2016/5/11/chartex" xmlns:cx6="http://schemas.microsoft.com/office/drawing/2016/5/12/chartex" xmlns:cx7="http://schemas.microsoft.com/office/drawing/2016/5/13/chartex" xmlns:cx8="http://schemas.microsoft.com/office/drawing/2016/5/14/chartex" xmlns:mc="http://schemas.openxmlformats.org/markup-compatibility/2006" xmlns:aink="http://schemas.microsoft.com/office/drawing/2016/ink" xmlns:am3d="http://schemas.microsoft.com/office/drawing/2017/model3d" xmlns:o="urn:schemas-microsoft-com:office:office" xmlns:oel="http://schemas.microsoft.com/office/2019/extlst" xmlns:r="http://schemas.openxmlformats.org/officeDocument/2006/relationships" xmlns:m="http://schemas.openxmlformats.org/officeDocument/2006/math" xmlns:v="urn:schemas-microsoft-com:vml" xmlns:wp14="http://schemas.microsoft.com/office/word/2010/wordprocessingDrawing" xmlns:wp="http://schemas.openxmlformats.org/drawingml/2006/wordprocessingDrawing" xmlns:w10="urn:schemas-microsoft-com:office:word" xmlns:w="http://schemas.openxmlformats.org/wordprocessingml/2006/main" xmlns:w14="http://schemas.microsoft.com/office/word/2010/wordml" xmlns:w15="http://schemas.microsoft.com/office/word/2012/wordml" xmlns:w16cex="http://schemas.microsoft.com/office/word/2018/wordml/cex" xmlns:w16cid="http://schemas.microsoft.com/office/word/2016/wordml/cid" xmlns:w16="http://schemas.microsoft.com/office/word/2018/wordml" xmlns:w16du="http://schemas.microsoft.com/office/word/2023/wordml/word16du" xmlns:w16sdtdh="http://schemas.microsoft.com/office/word/2020/wordml/sdtdatahash" xmlns:w16sdtfl="http://schemas.microsoft.com/office/word/2024/wordml/sdtformatlock" xmlns:w16se="http://schemas.microsoft.com/office/word/2015/wordml/symex" xmlns:wpg="http://schemas.microsoft.com/office/word/2010/wordprocessingGroup" xmlns:wpi="http://schemas.microsoft.com/office/word/2010/wordprocessingInk" xmlns:wne="http://schemas.microsoft.com/office/word/2006/wordml" xmlns:wps="http://schemas.microsoft.com/office/word/2010/wordprocessingShape" mc:Ignorable="w14 w15 w16se w16cid w16 w16cex w16sdtdh w16sdtfl w16du wp14">
   <w15:commentEx w15:paraId="76A2C0C7" w15:done="0"/>
   <w15:commentEx w15:paraId="35EFF30A" w15:done="0"/>
-  <w15:commentEx w15:paraId="5DB12F9E" w15:done="0"/>
-  <w15:commentEx w15:paraId="57FE9C40" w15:done="0"/>
-  <w15:commentEx w15:paraId="5DBD14FF" w15:done="0"/>
-  <w15:commentEx w15:paraId="39DB5AFF" w15:done="0"/>
   <w15:commentEx w15:paraId="2F3EB2BE" w15:done="0"/>
   <w15:commentEx w15:paraId="10EF96CA" w15:done="0"/>
 </w15:commentsEx>
@@ -3150,10 +2923,6 @@
 <w16cid:commentsIds xmlns:wpc="http://schemas.microsoft.com/office/word/2010/wordprocessingCanvas" xmlns:cx="http://schemas.microsoft.com/office/drawing/2014/chartex" xmlns:cx1="http://schemas.microsoft.com/office/drawing/2015/9/8/chartex" xmlns:cx2="http://schemas.microsoft.com/office/drawing/2015/10/21/chartex" xmlns:cx3="http://schemas.microsoft.com/office/drawing/2016/5/9/chartex" xmlns:cx4="http://schemas.microsoft.com/office/drawing/2016/5/10/chartex" xmlns:cx5="http://schemas.microsoft.com/office/drawing/2016/5/11/chartex" xmlns:cx6="http://schemas.microsoft.com/office/drawing/2016/5/12/chartex" xmlns:cx7="http://schemas.microsoft.com/office/drawing/2016/5/13/chartex" xmlns:cx8="http://schemas.microsoft.com/office/drawing/2016/5/14/chartex" xmlns:mc="http://schemas.openxmlformats.org/markup-compatibility/2006" xmlns:aink="http://schemas.microsoft.com/office/drawing/2016/ink" xmlns:am3d="http://schemas.microsoft.com/office/drawing/2017/model3d" xmlns:o="urn:schemas-microsoft-com:office:office" xmlns:oel="http://schemas.microsoft.com/office/2019/extlst" xmlns:r="http://schemas.openxmlformats.org/officeDocument/2006/relationships" xmlns:m="http://schemas.openxmlformats.org/officeDocument/2006/math" xmlns:v="urn:schemas-microsoft-com:vml" xmlns:wp14="http://schemas.microsoft.com/office/word/2010/wordprocessingDrawing" xmlns:wp="http://schemas.openxmlformats.org/drawingml/2006/wordprocessingDrawing" xmlns:w10="urn:schemas-microsoft-com:office:word" xmlns:w="http://schemas.openxmlformats.org/wordprocessingml/2006/main" xmlns:w14="http://schemas.microsoft.com/office/word/2010/wordml" xmlns:w15="http://schemas.microsoft.com/office/word/2012/wordml" xmlns:w16cex="http://schemas.microsoft.com/office/word/2018/wordml/cex" xmlns:w16cid="http://schemas.microsoft.com/office/word/2016/wordml/cid" xmlns:w16="http://schemas.microsoft.com/office/word/2018/wordml" xmlns:w16du="http://schemas.microsoft.com/office/word/2023/wordml/word16du" xmlns:w16sdtdh="http://schemas.microsoft.com/office/word/2020/wordml/sdtdatahash" xmlns:w16sdtfl="http://schemas.microsoft.com/office/word/2024/wordml/sdtformatlock" xmlns:w16se="http://schemas.microsoft.com/office/word/2015/wordml/symex" xmlns:wpg="http://schemas.microsoft.com/office/word/2010/wordprocessingGroup" xmlns:wpi="http://schemas.microsoft.com/office/word/2010/wordprocessingInk" xmlns:wne="http://schemas.microsoft.com/office/word/2006/wordml" xmlns:wps="http://schemas.microsoft.com/office/word/2010/wordprocessingShape" mc:Ignorable="w14 w15 w16se w16cid w16 w16cex w16sdtdh w16sdtfl w16du wp14">
   <w16cid:commentId w16cid:paraId="76A2C0C7" w16cid:durableId="266349AA"/>
   <w16cid:commentId w16cid:paraId="35EFF30A" w16cid:durableId="273AAEC8"/>
-  <w16cid:commentId w16cid:paraId="5DB12F9E" w16cid:durableId="2773A110"/>
-  <w16cid:commentId w16cid:paraId="57FE9C40" w16cid:durableId="2773A11B"/>
-  <w16cid:commentId w16cid:paraId="5DBD14FF" w16cid:durableId="2773A12D"/>
-  <w16cid:commentId w16cid:paraId="39DB5AFF" w16cid:durableId="2773771A"/>
   <w16cid:commentId w16cid:paraId="2F3EB2BE" w16cid:durableId="273AB17A"/>
   <w16cid:commentId w16cid:paraId="10EF96CA" w16cid:durableId="76CFDA06"/>
 </w16cid:commentsIds>
@@ -3470,7 +3239,7 @@
         </w:rPr>
         <w:t xml:space="preserve"> – </w:t>
       </w:r>
-      <w:bookmarkStart w:id="14" w:name="_Hlk33627190"/>
+      <w:bookmarkStart w:id="10" w:name="_Hlk33627190"/>
       <w:r>
         <w:rPr>
           <w:rFonts w:ascii="Arial" w:hAnsi="Arial" w:cs="Arial"/>
@@ -3488,7 +3257,7 @@
         </w:rPr>
         <w:t>dokumentų ir duomenų visuma, kuria siūloma tiekti prekes, teikti paslaugas ar atlikti darbus.</w:t>
       </w:r>
-      <w:bookmarkEnd w:id="14"/>
+      <w:bookmarkEnd w:id="10"/>
     </w:p>
   </w:footnote>
   <w:footnote w:id="7">
@@ -3522,6 +3291,72 @@
     </w:p>
   </w:footnote>
 </w:footnotes>
+</file>
+
+<file path=word/header1.xml><?xml version="1.0" encoding="utf-8"?>
+<w:hdr xmlns:wpc="http://schemas.microsoft.com/office/word/2010/wordprocessingCanvas" xmlns:cx="http://schemas.microsoft.com/office/drawing/2014/chartex" xmlns:cx1="http://schemas.microsoft.com/office/drawing/2015/9/8/chartex" xmlns:cx2="http://schemas.microsoft.com/office/drawing/2015/10/21/chartex" xmlns:cx3="http://schemas.microsoft.com/office/drawing/2016/5/9/chartex" xmlns:cx4="http://schemas.microsoft.com/office/drawing/2016/5/10/chartex" xmlns:cx5="http://schemas.microsoft.com/office/drawing/2016/5/11/chartex" xmlns:cx6="http://schemas.microsoft.com/office/drawing/2016/5/12/chartex" xmlns:cx7="http://schemas.microsoft.com/office/drawing/2016/5/13/chartex" xmlns:cx8="http://schemas.microsoft.com/office/drawing/2016/5/14/chartex" xmlns:mc="http://schemas.openxmlformats.org/markup-compatibility/2006" xmlns:aink="http://schemas.microsoft.com/office/drawing/2016/ink" xmlns:am3d="http://schemas.microsoft.com/office/drawing/2017/model3d" xmlns:o="urn:schemas-microsoft-com:office:office" xmlns:oel="http://schemas.microsoft.com/office/2019/extlst" xmlns:r="http://schemas.openxmlformats.org/officeDocument/2006/relationships" xmlns:m="http://schemas.openxmlformats.org/officeDocument/2006/math" xmlns:v="urn:schemas-microsoft-com:vml" xmlns:wp14="http://schemas.microsoft.com/office/word/2010/wordprocessingDrawing" xmlns:wp="http://schemas.openxmlformats.org/drawingml/2006/wordprocessingDrawing" xmlns:w10="urn:schemas-microsoft-com:office:word" xmlns:w="http://schemas.openxmlformats.org/wordprocessingml/2006/main" xmlns:w14="http://schemas.microsoft.com/office/word/2010/wordml" xmlns:w15="http://schemas.microsoft.com/office/word/2012/wordml" xmlns:w16cex="http://schemas.microsoft.com/office/word/2018/wordml/cex" xmlns:w16cid="http://schemas.microsoft.com/office/word/2016/wordml/cid" xmlns:w16="http://schemas.microsoft.com/office/word/2018/wordml" xmlns:w16du="http://schemas.microsoft.com/office/word/2023/wordml/word16du" xmlns:w16sdtdh="http://schemas.microsoft.com/office/word/2020/wordml/sdtdatahash" xmlns:w16sdtfl="http://schemas.microsoft.com/office/word/2024/wordml/sdtformatlock" xmlns:w16se="http://schemas.microsoft.com/office/word/2015/wordml/symex" xmlns:wpg="http://schemas.microsoft.com/office/word/2010/wordprocessingGroup" xmlns:wpi="http://schemas.microsoft.com/office/word/2010/wordprocessingInk" xmlns:wne="http://schemas.microsoft.com/office/word/2006/wordml" xmlns:wps="http://schemas.microsoft.com/office/word/2010/wordprocessingShape" mc:Ignorable="w14 w15 w16se w16cid w16 w16cex w16sdtdh w16sdtfl w16du wp14">
+  <w:p>
+    <w:pPr>
+      <w:pStyle w:val="Header"/>
+      <w:jc w:val="center"/>
+      <w:rPr>
+        <w:rFonts w:ascii="Arial" w:hAnsi="Arial" w:cs="Arial"/>
+        <w:i/>
+        <w:sz w:val="20"/>
+      </w:rPr>
+    </w:pPr>
+    <w:r>
+      <w:rPr>
+        <w:noProof/>
+      </w:rPr>
+      <w:drawing>
+        <wp:inline distT="0" distB="0" distL="0" distR="0" wp14:anchorId="047E3113" wp14:editId="782D5A93">
+          <wp:extent cx="612250" cy="911232"/>
+          <wp:effectExtent l="0" t="0" r="0" b="3175"/>
+          <wp:docPr id="337978140" name="Picture 337978140"/>
+          <wp:cNvGraphicFramePr>
+            <a:graphicFrameLocks xmlns:a="http://schemas.openxmlformats.org/drawingml/2006/main" noChangeAspect="1"/>
+          </wp:cNvGraphicFramePr>
+          <a:graphic xmlns:a="http://schemas.openxmlformats.org/drawingml/2006/main">
+            <a:graphicData uri="http://schemas.openxmlformats.org/drawingml/2006/picture">
+              <pic:pic xmlns:pic="http://schemas.openxmlformats.org/drawingml/2006/picture">
+                <pic:nvPicPr>
+                  <pic:cNvPr id="0" name="Picture 1"/>
+                  <pic:cNvPicPr>
+                    <a:picLocks noChangeAspect="1" noChangeArrowheads="1"/>
+                  </pic:cNvPicPr>
+                </pic:nvPicPr>
+                <pic:blipFill>
+                  <a:blip r:embed="rId1">
+                    <a:extLst>
+                      <a:ext uri="{28A0092B-C50C-407E-A947-70E740481C1C}">
+                        <a14:useLocalDpi xmlns:a14="http://schemas.microsoft.com/office/drawing/2010/main" val="0"/>
+                      </a:ext>
+                    </a:extLst>
+                  </a:blip>
+                  <a:srcRect/>
+                  <a:stretch>
+                    <a:fillRect/>
+                  </a:stretch>
+                </pic:blipFill>
+                <pic:spPr bwMode="auto">
+                  <a:xfrm>
+                    <a:off x="0" y="0"/>
+                    <a:ext cx="615307" cy="915781"/>
+                  </a:xfrm>
+                  <a:prstGeom prst="rect">
+                    <a:avLst/>
+                  </a:prstGeom>
+                  <a:noFill/>
+                </pic:spPr>
+              </pic:pic>
+            </a:graphicData>
+          </a:graphic>
+        </wp:inline>
+      </w:drawing>
+    </w:r>
+  </w:p>
+</w:hdr>
 </file>
 
 <file path=word/numbering.xml><?xml version="1.0" encoding="utf-8"?>

--- a/PP-salygos/templates/TSD_LT_PARAISKA.docx
+++ b/PP-salygos/templates/TSD_LT_PARAISKA.docx
@@ -1039,7 +1039,7 @@
           <w:sz w:val="20"/>
           <w:szCs w:val="20"/>
         </w:rPr>
-        <w:t xml:space="preserve"> Teikdami Paraišką, informuojame, kad mes ir/ar mūsų kontroliuojami asmenys (jeigu tokie yra)</w:t>
+        <w:t xml:space="preserve">Teikdami Paraišką, informuojame, kad mes ir/ar mūsų kontroliuojami asmenys (jeigu tokie yra)</w:t>
       </w:r>
       <w:r>
         <w:rPr>
@@ -2095,7 +2095,7 @@
           <w:szCs w:val="20"/>
           <w:lang w:eastAsia="zh-CN"/>
         </w:rPr>
-        <w:t>Tiekėjas, jo subtiekėjas, ūkio subjektas, kurio pajėgumais remiamasi, vykdo veiklą VPĮ 92 straipsnio 15 dalyje numatytame sąraše nurodytose valstybėse ar teritorijose arba yra ūkio subjektų grupės, kurios bet kuris narys vykdo veiklą VPĮ  92 straipsnio 15 dalyje numatytame sąraše nurodytose valstybėse ar teritorijose, narys arba jos vadovas, kitas valdymo ar priežiūros organo narys ar kitas (kiti) asmuo (asmenys), turintis (turintys) teisę atstovauti tiekėjui, subtiekėjui, ūkio subjektui, kurio pajėgumais remiamasi, ar jį kontroliuoti, jo vardu priimti sprendimą, sudaryti sandorį, ir tokiu būdu dalyvauja tokių ūkio subjektų grupių ir (ar) ūkio subjektų veikloje.</w:t>
+        <w:t>Tiekėjas, jo subtiekėjas, ūkio subjektas, kurio pajėgumais remiamasi, vykdo veiklą VPĮ 92 straipsnio 15 dalyje numatytame sąraše nurodytose valstybėse ar teritorijose arba yra ūkio subjektų grupės, kurios bet kuris narys vykdo veiklą VPĮ 92 straipsnio 15 dalyje numatytame sąraše nurodytose valstybėse ar teritorijose, narys arba jos vadovas, kitas valdymo ar priežiūros organo narys ar kitas (kiti) asmuo (asmenys), turintis (turintys) teisę atstovauti tiekėjui, subtiekėjui, ūkio subjektui, kurio pajėgumais remiamasi, ar jį kontroliuoti, jo vardu priimti sprendimą, sudaryti sandorį, ir tokiu būdu dalyvauja tokių ūkio subjektų grupių ir (ar) ūkio subjektų veikloje.</w:t>
       </w:r>
     </w:p>
     <w:p>
@@ -2417,7 +2417,7 @@
           <w:szCs w:val="20"/>
           <w:lang w:eastAsia="zh-CN"/>
         </w:rPr>
-        <w:t xml:space="preserve">Patvirtinu, kad Tiekėjui, Subtiekėjams, kuriuos esu pasitelkęs ar pasitelksiu ateityje, Ūkio subjektams, kurių pajėgumais remiuosi ar (ir) remsiuosi, prekių gamintojams ar juos kontroliuojantiems juridiniams ir (ar) fiziniams asmenims netaikomos  Jungtinių Tautų saugumo tarybos, Europos Sąjungos, kitų tarptautinių organizacijų, kurių narė yra arba kuriose dalyvauja Lietuvos Respublika ar Jungtinių Amerikos Valstijų sankcijos (ribojamosios priemonės). </w:t>
+        <w:t xml:space="preserve">Patvirtinu, kad Tiekėjui, Subtiekėjams, kuriuos esu pasitelkęs ar pasitelksiu ateityje, Ūkio subjektams, kurių pajėgumais remiuosi ar (ir) remsiuosi, prekių gamintojams ar juos kontroliuojantiems juridiniams ir (ar) fiziniams asmenims netaikomos Jungtinių Tautų saugumo tarybos, Europos Sąjungos, kitų tarptautinių organizacijų, kurių narė yra arba kuriose dalyvauja Lietuvos Respublika ar Jungtinių Amerikos Valstijų sankcijos (ribojamosios priemonės). </w:t>
       </w:r>
     </w:p>
     <w:p>

--- a/PP-salygos/templates/TSD_LT_PARAISKA.docx
+++ b/PP-salygos/templates/TSD_LT_PARAISKA.docx
@@ -2455,7 +2455,7 @@
           <w:szCs w:val="20"/>
           <w:lang w:eastAsia="zh-CN"/>
         </w:rPr>
-        <w:t>Patvirtinu, kad Tiekėjas, Subtiekėjai, kuriuos esu pasitelkęs ar pasitelksiu ateityje, Ūkio subjektai, kurių pajėgumais remiuosi ar (ir) remsiuosi, yra registruoti (Tiekėjas, Tiekėjų grupės narys, Subtiekėjas, Ūkio subjektas, kurio pajėgumais remiamasi, Kvazisubtiekėjas, kuris yra fizinis asmuo – nuolat gyvenantis ar turintys pilietybę) Europos Sąjungos valstybėje narėje, Šiaurės Atlanto sutarties organizacijos valstybėje narėje ar trečiojoje šalyje, pasirašiusioje PĮ 29 straipsnio 4 dalyje nurodytus tarptautinius susitarimus.</w:t>
+        <w:t>Patvirtinu, kad Tiekėjas, Subtiekėjai, kuriuos esu pasitelkęs ar pasitelksiu ateityje, Ūkio subjektai, kurių pajėgumais remiuosi ar (ir) remsiuosi, yra registruoti (jeigu Tiekėjas, Tiekėjų grupės narys, Subtiekėjas, Ūkio subjektas, kurio pajėgumais remiamasi, ar Kvazisubtiekėjas yra fizinis asmuo – nuolat gyvenantis ar turintis pilietybę) Europos Sąjungos valstybėje narėje, Šiaurės Atlanto sutarties organizacijos valstybėje narėje ar trečiojoje šalyje, pasirašiusioje PĮ 29 straipsnio 4 dalyje nurodytus tarptautinius susitarimus.</w:t>
       </w:r>
       <w:commentRangeEnd w:id="8"/>
       <w:r>

--- a/PP-salygos/templates/TSD_LT_PARAISKA.docx
+++ b/PP-salygos/templates/TSD_LT_PARAISKA.docx
@@ -2209,7 +2209,7 @@
           <w:szCs w:val="20"/>
           <w:lang w:eastAsia="zh-CN"/>
         </w:rPr>
-        <w:t>Paraoškos</w:t>
+        <w:t>Paraiškos</w:t>
       </w:r>
       <w:r>
         <w:rPr>
